--- a/lessons/7-4/homework.docx
+++ b/lessons/7-4/homework.docx
@@ -106,7 +106,55 @@
     </w:p>
     <w:p>
       <w:pPr>
-        <w:spacing w:after="60"/>
+        <w:keepNext/>
+        <w:spacing w:after="20" w:before="80"/>
+        <w:jc w:val="center"/>
+      </w:pPr>
+      <w:r>
+        <w:drawing>
+          <wp:inline distT="0" distB="0" distL="0" distR="0">
+            <wp:extent cx="1047750" cy="790575"/>
+            <wp:effectExtent t="0" r="0" b="0" l="0"/>
+            <wp:docPr id="1" name="" descr="" title=""/>
+            <wp:cNvGraphicFramePr>
+              <a:graphicFrameLocks xmlns:a="http://schemas.openxmlformats.org/drawingml/2006/main" noChangeAspect="1"/>
+            </wp:cNvGraphicFramePr>
+            <a:graphic xmlns:a="http://schemas.openxmlformats.org/drawingml/2006/main">
+              <a:graphicData uri="http://schemas.openxmlformats.org/drawingml/2006/picture">
+                <pic:pic xmlns:pic="http://schemas.openxmlformats.org/drawingml/2006/picture">
+                  <pic:nvPicPr>
+                    <pic:cNvPr id="0" name="" descr=""/>
+                    <pic:cNvPicPr>
+                      <a:picLocks noChangeAspect="1" noChangeArrowheads="1"/>
+                    </pic:cNvPicPr>
+                  </pic:nvPicPr>
+                  <pic:blipFill>
+                    <a:blip r:embed="rId7" cstate="none"/>
+                    <a:srcRect/>
+                    <a:stretch>
+                      <a:fillRect/>
+                    </a:stretch>
+                  </pic:blipFill>
+                  <pic:spPr bwMode="auto">
+                    <a:xfrm>
+                      <a:off x="0" y="0"/>
+                      <a:ext cx="1047750" cy="790575"/>
+                    </a:xfrm>
+                    <a:prstGeom prst="rect">
+                      <a:avLst/>
+                    </a:prstGeom>
+                  </pic:spPr>
+                </pic:pic>
+              </a:graphicData>
+            </a:graphic>
+          </wp:inline>
+        </w:drawing>
+      </w:r>
+    </w:p>
+    <w:p>
+      <w:pPr>
+        <w:keepNext/>
+        <w:spacing w:after="120"/>
       </w:pPr>
       <w:r>
         <w:rPr>
@@ -116,12 +164,60 @@
         <w:t xml:space="preserve">Inequality (Desigualdad)</w:t>
       </w:r>
       <w:r>
-        <w:t xml:space="preserve"> — A mathematical sentence that compares two expressions using &lt;, &gt;, ≤, or ≥</w:t>
-      </w:r>
-    </w:p>
-    <w:p>
-      <w:pPr>
-        <w:spacing w:after="60"/>
+        <w:t xml:space="preserve"> — A math sentence that compares two sides with &lt;, &gt;, ≤, or ≥.</w:t>
+      </w:r>
+    </w:p>
+    <w:p>
+      <w:pPr>
+        <w:keepNext/>
+        <w:spacing w:after="20" w:before="80"/>
+        <w:jc w:val="center"/>
+      </w:pPr>
+      <w:r>
+        <w:drawing>
+          <wp:inline distT="0" distB="0" distL="0" distR="0">
+            <wp:extent cx="1047750" cy="790575"/>
+            <wp:effectExtent t="0" r="0" b="0" l="0"/>
+            <wp:docPr id="1" name="" descr="" title=""/>
+            <wp:cNvGraphicFramePr>
+              <a:graphicFrameLocks xmlns:a="http://schemas.openxmlformats.org/drawingml/2006/main" noChangeAspect="1"/>
+            </wp:cNvGraphicFramePr>
+            <a:graphic xmlns:a="http://schemas.openxmlformats.org/drawingml/2006/main">
+              <a:graphicData uri="http://schemas.openxmlformats.org/drawingml/2006/picture">
+                <pic:pic xmlns:pic="http://schemas.openxmlformats.org/drawingml/2006/picture">
+                  <pic:nvPicPr>
+                    <pic:cNvPr id="0" name="" descr=""/>
+                    <pic:cNvPicPr>
+                      <a:picLocks noChangeAspect="1" noChangeArrowheads="1"/>
+                    </pic:cNvPicPr>
+                  </pic:nvPicPr>
+                  <pic:blipFill>
+                    <a:blip r:embed="rId7" cstate="none"/>
+                    <a:srcRect/>
+                    <a:stretch>
+                      <a:fillRect/>
+                    </a:stretch>
+                  </pic:blipFill>
+                  <pic:spPr bwMode="auto">
+                    <a:xfrm>
+                      <a:off x="0" y="0"/>
+                      <a:ext cx="1047750" cy="790575"/>
+                    </a:xfrm>
+                    <a:prstGeom prst="rect">
+                      <a:avLst/>
+                    </a:prstGeom>
+                  </pic:spPr>
+                </pic:pic>
+              </a:graphicData>
+            </a:graphic>
+          </wp:inline>
+        </w:drawing>
+      </w:r>
+    </w:p>
+    <w:p>
+      <w:pPr>
+        <w:keepNext/>
+        <w:spacing w:after="120"/>
       </w:pPr>
       <w:r>
         <w:rPr>
@@ -131,12 +227,60 @@
         <w:t xml:space="preserve">Greater than (Mayor que)</w:t>
       </w:r>
       <w:r>
-        <w:t xml:space="preserve"> — A symbol (&gt;) showing that one value is larger than another</w:t>
-      </w:r>
-    </w:p>
-    <w:p>
-      <w:pPr>
-        <w:spacing w:after="60"/>
+        <w:t xml:space="preserve"> — The &gt; sign, showing one number is bigger.</w:t>
+      </w:r>
+    </w:p>
+    <w:p>
+      <w:pPr>
+        <w:keepNext/>
+        <w:spacing w:after="20" w:before="80"/>
+        <w:jc w:val="center"/>
+      </w:pPr>
+      <w:r>
+        <w:drawing>
+          <wp:inline distT="0" distB="0" distL="0" distR="0">
+            <wp:extent cx="1047750" cy="790575"/>
+            <wp:effectExtent t="0" r="0" b="0" l="0"/>
+            <wp:docPr id="1" name="" descr="" title=""/>
+            <wp:cNvGraphicFramePr>
+              <a:graphicFrameLocks xmlns:a="http://schemas.openxmlformats.org/drawingml/2006/main" noChangeAspect="1"/>
+            </wp:cNvGraphicFramePr>
+            <a:graphic xmlns:a="http://schemas.openxmlformats.org/drawingml/2006/main">
+              <a:graphicData uri="http://schemas.openxmlformats.org/drawingml/2006/picture">
+                <pic:pic xmlns:pic="http://schemas.openxmlformats.org/drawingml/2006/picture">
+                  <pic:nvPicPr>
+                    <pic:cNvPr id="0" name="" descr=""/>
+                    <pic:cNvPicPr>
+                      <a:picLocks noChangeAspect="1" noChangeArrowheads="1"/>
+                    </pic:cNvPicPr>
+                  </pic:nvPicPr>
+                  <pic:blipFill>
+                    <a:blip r:embed="rId7" cstate="none"/>
+                    <a:srcRect/>
+                    <a:stretch>
+                      <a:fillRect/>
+                    </a:stretch>
+                  </pic:blipFill>
+                  <pic:spPr bwMode="auto">
+                    <a:xfrm>
+                      <a:off x="0" y="0"/>
+                      <a:ext cx="1047750" cy="790575"/>
+                    </a:xfrm>
+                    <a:prstGeom prst="rect">
+                      <a:avLst/>
+                    </a:prstGeom>
+                  </pic:spPr>
+                </pic:pic>
+              </a:graphicData>
+            </a:graphic>
+          </wp:inline>
+        </w:drawing>
+      </w:r>
+    </w:p>
+    <w:p>
+      <w:pPr>
+        <w:keepNext/>
+        <w:spacing w:after="120"/>
       </w:pPr>
       <w:r>
         <w:rPr>
@@ -146,12 +290,60 @@
         <w:t xml:space="preserve">Less than (Menor que)</w:t>
       </w:r>
       <w:r>
-        <w:t xml:space="preserve"> — A symbol (&lt;) showing that one value is smaller than another</w:t>
-      </w:r>
-    </w:p>
-    <w:p>
-      <w:pPr>
-        <w:spacing w:after="60"/>
+        <w:t xml:space="preserve"> — The &lt; sign, showing one number is smaller.</w:t>
+      </w:r>
+    </w:p>
+    <w:p>
+      <w:pPr>
+        <w:keepNext/>
+        <w:spacing w:after="20" w:before="80"/>
+        <w:jc w:val="center"/>
+      </w:pPr>
+      <w:r>
+        <w:drawing>
+          <wp:inline distT="0" distB="0" distL="0" distR="0">
+            <wp:extent cx="1047750" cy="790575"/>
+            <wp:effectExtent t="0" r="0" b="0" l="0"/>
+            <wp:docPr id="1" name="" descr="" title=""/>
+            <wp:cNvGraphicFramePr>
+              <a:graphicFrameLocks xmlns:a="http://schemas.openxmlformats.org/drawingml/2006/main" noChangeAspect="1"/>
+            </wp:cNvGraphicFramePr>
+            <a:graphic xmlns:a="http://schemas.openxmlformats.org/drawingml/2006/main">
+              <a:graphicData uri="http://schemas.openxmlformats.org/drawingml/2006/picture">
+                <pic:pic xmlns:pic="http://schemas.openxmlformats.org/drawingml/2006/picture">
+                  <pic:nvPicPr>
+                    <pic:cNvPr id="0" name="" descr=""/>
+                    <pic:cNvPicPr>
+                      <a:picLocks noChangeAspect="1" noChangeArrowheads="1"/>
+                    </pic:cNvPicPr>
+                  </pic:nvPicPr>
+                  <pic:blipFill>
+                    <a:blip r:embed="rId7" cstate="none"/>
+                    <a:srcRect/>
+                    <a:stretch>
+                      <a:fillRect/>
+                    </a:stretch>
+                  </pic:blipFill>
+                  <pic:spPr bwMode="auto">
+                    <a:xfrm>
+                      <a:off x="0" y="0"/>
+                      <a:ext cx="1047750" cy="790575"/>
+                    </a:xfrm>
+                    <a:prstGeom prst="rect">
+                      <a:avLst/>
+                    </a:prstGeom>
+                  </pic:spPr>
+                </pic:pic>
+              </a:graphicData>
+            </a:graphic>
+          </wp:inline>
+        </w:drawing>
+      </w:r>
+    </w:p>
+    <w:p>
+      <w:pPr>
+        <w:keepNext/>
+        <w:spacing w:after="120"/>
       </w:pPr>
       <w:r>
         <w:rPr>
@@ -161,7 +353,133 @@
         <w:t xml:space="preserve">At least / At most (Al menos / A lo más)</w:t>
       </w:r>
       <w:r>
-        <w:t xml:space="preserve"> — 'At least' means greater than or equal to (≥); 'at most' means less than or equal to (≤)</w:t>
+        <w:t xml:space="preserve"> — 'At least' means ≥. 'At most' means ≤.</w:t>
+      </w:r>
+    </w:p>
+    <w:p>
+      <w:pPr>
+        <w:keepNext/>
+        <w:spacing w:after="20" w:before="80"/>
+        <w:jc w:val="center"/>
+      </w:pPr>
+      <w:r>
+        <w:drawing>
+          <wp:inline distT="0" distB="0" distL="0" distR="0">
+            <wp:extent cx="1047750" cy="790575"/>
+            <wp:effectExtent t="0" r="0" b="0" l="0"/>
+            <wp:docPr id="1" name="" descr="" title=""/>
+            <wp:cNvGraphicFramePr>
+              <a:graphicFrameLocks xmlns:a="http://schemas.openxmlformats.org/drawingml/2006/main" noChangeAspect="1"/>
+            </wp:cNvGraphicFramePr>
+            <a:graphic xmlns:a="http://schemas.openxmlformats.org/drawingml/2006/main">
+              <a:graphicData uri="http://schemas.openxmlformats.org/drawingml/2006/picture">
+                <pic:pic xmlns:pic="http://schemas.openxmlformats.org/drawingml/2006/picture">
+                  <pic:nvPicPr>
+                    <pic:cNvPr id="0" name="" descr=""/>
+                    <pic:cNvPicPr>
+                      <a:picLocks noChangeAspect="1" noChangeArrowheads="1"/>
+                    </pic:cNvPicPr>
+                  </pic:nvPicPr>
+                  <pic:blipFill>
+                    <a:blip r:embed="rId8" cstate="none"/>
+                    <a:srcRect/>
+                    <a:stretch>
+                      <a:fillRect/>
+                    </a:stretch>
+                  </pic:blipFill>
+                  <pic:spPr bwMode="auto">
+                    <a:xfrm>
+                      <a:off x="0" y="0"/>
+                      <a:ext cx="1047750" cy="790575"/>
+                    </a:xfrm>
+                    <a:prstGeom prst="rect">
+                      <a:avLst/>
+                    </a:prstGeom>
+                  </pic:spPr>
+                </pic:pic>
+              </a:graphicData>
+            </a:graphic>
+          </wp:inline>
+        </w:drawing>
+      </w:r>
+    </w:p>
+    <w:p>
+      <w:pPr>
+        <w:keepNext/>
+        <w:spacing w:after="120"/>
+      </w:pPr>
+      <w:r>
+        <w:rPr>
+          <w:b/>
+          <w:bCs/>
+        </w:rPr>
+        <w:t xml:space="preserve">Variable (Variable)</w:t>
+      </w:r>
+      <w:r>
+        <w:t xml:space="preserve"> — A letter that stands for an unknown number.</w:t>
+      </w:r>
+    </w:p>
+    <w:p>
+      <w:pPr>
+        <w:keepNext/>
+        <w:spacing w:after="20" w:before="80"/>
+        <w:jc w:val="center"/>
+      </w:pPr>
+      <w:r>
+        <w:drawing>
+          <wp:inline distT="0" distB="0" distL="0" distR="0">
+            <wp:extent cx="1047750" cy="790575"/>
+            <wp:effectExtent t="0" r="0" b="0" l="0"/>
+            <wp:docPr id="1" name="" descr="" title=""/>
+            <wp:cNvGraphicFramePr>
+              <a:graphicFrameLocks xmlns:a="http://schemas.openxmlformats.org/drawingml/2006/main" noChangeAspect="1"/>
+            </wp:cNvGraphicFramePr>
+            <a:graphic xmlns:a="http://schemas.openxmlformats.org/drawingml/2006/main">
+              <a:graphicData uri="http://schemas.openxmlformats.org/drawingml/2006/picture">
+                <pic:pic xmlns:pic="http://schemas.openxmlformats.org/drawingml/2006/picture">
+                  <pic:nvPicPr>
+                    <pic:cNvPr id="0" name="" descr=""/>
+                    <pic:cNvPicPr>
+                      <a:picLocks noChangeAspect="1" noChangeArrowheads="1"/>
+                    </pic:cNvPicPr>
+                  </pic:nvPicPr>
+                  <pic:blipFill>
+                    <a:blip r:embed="rId9" cstate="none"/>
+                    <a:srcRect/>
+                    <a:stretch>
+                      <a:fillRect/>
+                    </a:stretch>
+                  </pic:blipFill>
+                  <pic:spPr bwMode="auto">
+                    <a:xfrm>
+                      <a:off x="0" y="0"/>
+                      <a:ext cx="1047750" cy="790575"/>
+                    </a:xfrm>
+                    <a:prstGeom prst="rect">
+                      <a:avLst/>
+                    </a:prstGeom>
+                  </pic:spPr>
+                </pic:pic>
+              </a:graphicData>
+            </a:graphic>
+          </wp:inline>
+        </w:drawing>
+      </w:r>
+    </w:p>
+    <w:p>
+      <w:pPr>
+        <w:keepNext/>
+        <w:spacing w:after="120"/>
+      </w:pPr>
+      <w:r>
+        <w:rPr>
+          <w:b/>
+          <w:bCs/>
+        </w:rPr>
+        <w:t xml:space="preserve">No more than (No más de)</w:t>
+      </w:r>
+      <w:r>
+        <w:t xml:space="preserve"> — A phrase meaning less than or equal to (≤).</w:t>
       </w:r>
     </w:p>
     <w:p>

--- a/lessons/7-4/homework.docx
+++ b/lessons/7-4/homework.docx
@@ -24,7 +24,7 @@
           <w:i/>
           <w:iCs/>
         </w:rPr>
-        <w:t xml:space="preserve">Lesson 7-4  •  Standard 6.EE.8</w:t>
+        <w:t xml:space="preserve">Lesson 7-4  •  Standard 6.AT.9</w:t>
       </w:r>
     </w:p>
     <w:p>
@@ -993,39 +993,43 @@
           <w:b/>
           <w:bCs/>
         </w:rPr>
-        <w:t xml:space="preserve">6. Which inequality means 'a number x is at least 10'?</w:t>
-      </w:r>
-    </w:p>
-    <w:p>
-      <w:pPr>
-        <w:spacing w:after="40" w:before="0"/>
-      </w:pPr>
-      <w:r>
-        <w:t xml:space="preserve">     A. x ≥ 10</w:t>
-      </w:r>
-    </w:p>
-    <w:p>
-      <w:pPr>
-        <w:spacing w:after="40" w:before="0"/>
-      </w:pPr>
-      <w:r>
-        <w:t xml:space="preserve">     B. x &gt; 10</w:t>
-      </w:r>
-    </w:p>
-    <w:p>
-      <w:pPr>
-        <w:spacing w:after="40" w:before="0"/>
-      </w:pPr>
-      <w:r>
-        <w:t xml:space="preserve">     C. x ≤ 10</w:t>
-      </w:r>
-    </w:p>
-    <w:p>
-      <w:pPr>
-        <w:spacing w:after="40" w:before="0"/>
-      </w:pPr>
-      <w:r>
-        <w:t xml:space="preserve">     D. x &lt; 10</w:t>
+        <w:t xml:space="preserve">6. onLevel — Spot the Common Mistake</w:t>
+      </w:r>
+    </w:p>
+    <w:p>
+      <w:pPr>
+        <w:spacing w:after="40" w:before="0"/>
+      </w:pPr>
+      <w:r>
+        <w:t xml:space="preserve">   Step 1 (Read): A student is working on Write Inequalities.</w:t>
+      </w:r>
+    </w:p>
+    <w:p>
+      <w:pPr>
+        <w:spacing w:after="40" w:before="0"/>
+      </w:pPr>
+      <w:r>
+        <w:t xml:space="preserve">   Step 2 (Attempt): They ignored the rule: 'At least' means ≥ and 'at most' means ≤; 'more than' means &gt; and 'fewer/less than' means &lt;.</w:t>
+      </w:r>
+    </w:p>
+    <w:p>
+      <w:pPr>
+        <w:spacing w:after="40" w:before="0"/>
+      </w:pPr>
+      <w:r>
+        <w:t xml:space="preserve">   Step 3 (Check): The answer does not match the math rule from class.</w:t>
+      </w:r>
+    </w:p>
+    <w:p>
+      <w:pPr>
+        <w:spacing w:after="60" w:before="0"/>
+      </w:pPr>
+      <w:r>
+        <w:rPr>
+          <w:i/>
+          <w:iCs/>
+        </w:rPr>
+        <w:t xml:space="preserve">Which step has the mistake? Explain and fix it:</w:t>
       </w:r>
     </w:p>
     <w:p>
@@ -1041,6 +1045,28 @@
     </w:p>
     <w:p>
       <w:pPr>
+        <w:spacing w:after="60" w:before="120"/>
+      </w:pPr>
+      <w:r>
+        <w:rPr>
+          <w:color w:val="BBBBBB"/>
+        </w:rPr>
+        <w:t xml:space="preserve">______________________________________________________________________</w:t>
+      </w:r>
+    </w:p>
+    <w:p>
+      <w:pPr>
+        <w:spacing w:after="60" w:before="120"/>
+      </w:pPr>
+      <w:r>
+        <w:rPr>
+          <w:color w:val="BBBBBB"/>
+        </w:rPr>
+        <w:t xml:space="preserve">______________________________________________________________________</w:t>
+      </w:r>
+    </w:p>
+    <w:p>
+      <w:pPr>
         <w:spacing w:after="80" w:before="0"/>
       </w:pPr>
       <w:r>
@@ -1048,39 +1074,83 @@
           <w:b/>
           <w:bCs/>
         </w:rPr>
-        <w:t xml:space="preserve">7. Which inequality means 'you must be more than 5 feet tall to ride'?</w:t>
-      </w:r>
-    </w:p>
-    <w:p>
-      <w:pPr>
-        <w:spacing w:after="40" w:before="0"/>
-      </w:pPr>
-      <w:r>
-        <w:t xml:space="preserve">     A. h &gt; 5</w:t>
-      </w:r>
-    </w:p>
-    <w:p>
-      <w:pPr>
-        <w:spacing w:after="40" w:before="0"/>
-      </w:pPr>
-      <w:r>
-        <w:t xml:space="preserve">     B. h ≥ 5</w:t>
-      </w:r>
-    </w:p>
-    <w:p>
-      <w:pPr>
-        <w:spacing w:after="40" w:before="0"/>
-      </w:pPr>
-      <w:r>
-        <w:t xml:space="preserve">     C. h &lt; 5</w:t>
-      </w:r>
-    </w:p>
-    <w:p>
-      <w:pPr>
-        <w:spacing w:after="40" w:before="0"/>
-      </w:pPr>
-      <w:r>
-        <w:t xml:space="preserve">     D. h ≤ 5</w:t>
+        <w:t xml:space="preserve">7. Each case clue describes a boundary. Drag every scenario into the inequality symbol it matches.</w:t>
+      </w:r>
+    </w:p>
+    <w:p>
+      <w:pPr>
+        <w:spacing w:after="80" w:before="0"/>
+      </w:pPr>
+      <w:r>
+        <w:rPr>
+          <w:i/>
+          <w:iCs/>
+        </w:rPr>
+        <w:t xml:space="preserve">Groups: &gt; (greater than)   |   &lt; (less than)   |   ≥ (greater than or equal to)   |   ≤ (less than or equal to)</w:t>
+      </w:r>
+    </w:p>
+    <w:p>
+      <w:pPr>
+        <w:spacing w:after="40" w:before="0"/>
+      </w:pPr>
+      <w:r>
+        <w:t xml:space="preserve">   • The getaway driver was going more than 70 mph   → __________________</w:t>
+      </w:r>
+    </w:p>
+    <w:p>
+      <w:pPr>
+        <w:spacing w:after="40" w:before="0"/>
+      </w:pPr>
+      <w:r>
+        <w:t xml:space="preserve">   • More than 6 fingerprints were on the safe   → __________________</w:t>
+      </w:r>
+    </w:p>
+    <w:p>
+      <w:pPr>
+        <w:spacing w:after="40" w:before="0"/>
+      </w:pPr>
+      <w:r>
+        <w:t xml:space="preserve">   • The ransom note was written under 3 minutes ago   → __________________</w:t>
+      </w:r>
+    </w:p>
+    <w:p>
+      <w:pPr>
+        <w:spacing w:after="40" w:before="0"/>
+      </w:pPr>
+      <w:r>
+        <w:t xml:space="preserve">   • Fewer than 9 cars left the parking lot   → __________________</w:t>
+      </w:r>
+    </w:p>
+    <w:p>
+      <w:pPr>
+        <w:spacing w:after="40" w:before="0"/>
+      </w:pPr>
+      <w:r>
+        <w:t xml:space="preserve">   • At least 30 dollars in coins was stolen   → __________________</w:t>
+      </w:r>
+    </w:p>
+    <w:p>
+      <w:pPr>
+        <w:spacing w:after="40" w:before="0"/>
+      </w:pPr>
+      <w:r>
+        <w:t xml:space="preserve">   • No fewer than 4 witnesses saw the suspect   → __________________</w:t>
+      </w:r>
+    </w:p>
+    <w:p>
+      <w:pPr>
+        <w:spacing w:after="40" w:before="0"/>
+      </w:pPr>
+      <w:r>
+        <w:t xml:space="preserve">   • At most 14 footprints were found in the mud   → __________________</w:t>
+      </w:r>
+    </w:p>
+    <w:p>
+      <w:pPr>
+        <w:spacing w:after="40" w:before="0"/>
+      </w:pPr>
+      <w:r>
+        <w:t xml:space="preserve">   • No more than 7 keys can open the vault   → __________________</w:t>
       </w:r>
     </w:p>
     <w:p>
@@ -1103,39 +1173,39 @@
           <w:b/>
           <w:bCs/>
         </w:rPr>
-        <w:t xml:space="preserve">8. A bus holds at most 40 people. Which inequality shows the number p of people allowed?</w:t>
-      </w:r>
-    </w:p>
-    <w:p>
-      <w:pPr>
-        <w:spacing w:after="40" w:before="0"/>
-      </w:pPr>
-      <w:r>
-        <w:t xml:space="preserve">     A. p ≤ 40</w:t>
-      </w:r>
-    </w:p>
-    <w:p>
-      <w:pPr>
-        <w:spacing w:after="40" w:before="0"/>
-      </w:pPr>
-      <w:r>
-        <w:t xml:space="preserve">     B. p ≥ 40</w:t>
-      </w:r>
-    </w:p>
-    <w:p>
-      <w:pPr>
-        <w:spacing w:after="40" w:before="0"/>
-      </w:pPr>
-      <w:r>
-        <w:t xml:space="preserve">     C. p &gt; 40</w:t>
-      </w:r>
-    </w:p>
-    <w:p>
-      <w:pPr>
-        <w:spacing w:after="40" w:before="0"/>
-      </w:pPr>
-      <w:r>
-        <w:t xml:space="preserve">     D. p &lt; 40</w:t>
+        <w:t xml:space="preserve">8. A clue says the suspect carried at least 12 stolen gems. Which inequality shows the number g of gems?</w:t>
+      </w:r>
+    </w:p>
+    <w:p>
+      <w:pPr>
+        <w:spacing w:after="40" w:before="0"/>
+      </w:pPr>
+      <w:r>
+        <w:t xml:space="preserve">     A. g ≥ 12</w:t>
+      </w:r>
+    </w:p>
+    <w:p>
+      <w:pPr>
+        <w:spacing w:after="40" w:before="0"/>
+      </w:pPr>
+      <w:r>
+        <w:t xml:space="preserve">     B. g &gt; 12</w:t>
+      </w:r>
+    </w:p>
+    <w:p>
+      <w:pPr>
+        <w:spacing w:after="40" w:before="0"/>
+      </w:pPr>
+      <w:r>
+        <w:t xml:space="preserve">     C. g ≤ 12</w:t>
+      </w:r>
+    </w:p>
+    <w:p>
+      <w:pPr>
+        <w:spacing w:after="40" w:before="0"/>
+      </w:pPr>
+      <w:r>
+        <w:t xml:space="preserve">     D. g &lt; 12</w:t>
       </w:r>
     </w:p>
     <w:p>
@@ -1158,41 +1228,224 @@
           <w:b/>
           <w:bCs/>
         </w:rPr>
-        <w:t xml:space="preserve">9. Which inequality means 'a number n is less than 8'?</w:t>
-      </w:r>
-    </w:p>
-    <w:p>
-      <w:pPr>
-        <w:spacing w:after="40" w:before="0"/>
-      </w:pPr>
-      <w:r>
-        <w:t xml:space="preserve">     A. n &lt; 8</w:t>
-      </w:r>
-    </w:p>
-    <w:p>
-      <w:pPr>
-        <w:spacing w:after="40" w:before="0"/>
-      </w:pPr>
-      <w:r>
-        <w:t xml:space="preserve">     B. n ≤ 8</w:t>
-      </w:r>
-    </w:p>
-    <w:p>
-      <w:pPr>
-        <w:spacing w:after="40" w:before="0"/>
-      </w:pPr>
-      <w:r>
-        <w:t xml:space="preserve">     C. n &gt; 8</w:t>
-      </w:r>
-    </w:p>
-    <w:p>
-      <w:pPr>
-        <w:spacing w:after="40" w:before="0"/>
-      </w:pPr>
-      <w:r>
-        <w:t xml:space="preserve">     D. n ≥ 8</w:t>
-      </w:r>
-    </w:p>
+        <w:t xml:space="preserve">9. A witness reports that fewer than 5 people entered the building. Which inequality shows the number n of people?</w:t>
+      </w:r>
+    </w:p>
+    <w:p>
+      <w:pPr>
+        <w:spacing w:after="40" w:before="0"/>
+      </w:pPr>
+      <w:r>
+        <w:t xml:space="preserve">     A. n &lt; 5</w:t>
+      </w:r>
+    </w:p>
+    <w:p>
+      <w:pPr>
+        <w:spacing w:after="40" w:before="0"/>
+      </w:pPr>
+      <w:r>
+        <w:t xml:space="preserve">     B. n ≤ 5</w:t>
+      </w:r>
+    </w:p>
+    <w:p>
+      <w:pPr>
+        <w:spacing w:after="40" w:before="0"/>
+      </w:pPr>
+      <w:r>
+        <w:t xml:space="preserve">     C. n &gt; 5</w:t>
+      </w:r>
+    </w:p>
+    <w:p>
+      <w:pPr>
+        <w:spacing w:after="40" w:before="0"/>
+      </w:pPr>
+      <w:r>
+        <w:t xml:space="preserve">     D. n ≥ 5</w:t>
+      </w:r>
+    </w:p>
+    <w:p>
+      <w:pPr>
+        <w:spacing w:after="60" w:before="120"/>
+      </w:pPr>
+      <w:r>
+        <w:rPr>
+          <w:color w:val="BBBBBB"/>
+        </w:rPr>
+        <w:t xml:space="preserve">______________________________________________________________________</w:t>
+      </w:r>
+    </w:p>
+    <w:p>
+      <w:pPr>
+        <w:spacing w:after="80" w:before="0"/>
+      </w:pPr>
+      <w:r>
+        <w:rPr>
+          <w:b/>
+          <w:bCs/>
+        </w:rPr>
+        <w:t xml:space="preserve">10. Match each detective clue phrase to its inequality symbol.</w:t>
+      </w:r>
+    </w:p>
+    <w:tbl>
+      <w:tblPr>
+        <w:tblW w:type="pct" w:w="100%"/>
+        <w:tblBorders>
+          <w:top w:val="single" w:color="auto" w:sz="4"/>
+          <w:left w:val="single" w:color="auto" w:sz="4"/>
+          <w:bottom w:val="single" w:color="auto" w:sz="4"/>
+          <w:right w:val="single" w:color="auto" w:sz="4"/>
+          <w:insideH w:val="single" w:color="auto" w:sz="4"/>
+          <w:insideV w:val="single" w:color="auto" w:sz="4"/>
+        </w:tblBorders>
+      </w:tblPr>
+      <w:tblGrid>
+        <w:gridCol w:w="100"/>
+        <w:gridCol w:w="100"/>
+      </w:tblGrid>
+      <w:tr>
+        <w:trPr>
+          <w:tblHeader/>
+        </w:trPr>
+        <w:tc>
+          <w:tcPr>
+            <w:tcW w:type="pct" w:w="50%"/>
+          </w:tcPr>
+          <w:p>
+            <w:r>
+              <w:rPr>
+                <w:b/>
+                <w:bCs/>
+              </w:rPr>
+              <w:t xml:space="preserve">Item</w:t>
+            </w:r>
+          </w:p>
+        </w:tc>
+        <w:tc>
+          <w:tcPr>
+            <w:tcW w:type="pct" w:w="50%"/>
+          </w:tcPr>
+          <w:p>
+            <w:r>
+              <w:rPr>
+                <w:b/>
+                <w:bCs/>
+              </w:rPr>
+              <w:t xml:space="preserve">Answer choices</w:t>
+            </w:r>
+          </w:p>
+        </w:tc>
+      </w:tr>
+      <w:tr>
+        <w:tc>
+          <w:tcPr>
+            <w:tcW w:type="pct" w:w="50%"/>
+          </w:tcPr>
+          <w:p>
+            <w:r>
+              <w:t xml:space="preserve">____  at least</w:t>
+            </w:r>
+          </w:p>
+        </w:tc>
+        <w:tc>
+          <w:tcPr>
+            <w:tcW w:type="pct" w:w="50%"/>
+          </w:tcPr>
+          <w:p>
+            <w:r>
+              <w:t xml:space="preserve">E. ≤</w:t>
+            </w:r>
+          </w:p>
+        </w:tc>
+      </w:tr>
+      <w:tr>
+        <w:tc>
+          <w:tcPr>
+            <w:tcW w:type="pct" w:w="50%"/>
+          </w:tcPr>
+          <w:p>
+            <w:r>
+              <w:t xml:space="preserve">____  at most</w:t>
+            </w:r>
+          </w:p>
+        </w:tc>
+        <w:tc>
+          <w:tcPr>
+            <w:tcW w:type="pct" w:w="50%"/>
+          </w:tcPr>
+          <w:p>
+            <w:r>
+              <w:t xml:space="preserve">D. &lt;</w:t>
+            </w:r>
+          </w:p>
+        </w:tc>
+      </w:tr>
+      <w:tr>
+        <w:tc>
+          <w:tcPr>
+            <w:tcW w:type="pct" w:w="50%"/>
+          </w:tcPr>
+          <w:p>
+            <w:r>
+              <w:t xml:space="preserve">____  more than</w:t>
+            </w:r>
+          </w:p>
+        </w:tc>
+        <w:tc>
+          <w:tcPr>
+            <w:tcW w:type="pct" w:w="50%"/>
+          </w:tcPr>
+          <w:p>
+            <w:r>
+              <w:t xml:space="preserve">C. &gt;</w:t>
+            </w:r>
+          </w:p>
+        </w:tc>
+      </w:tr>
+      <w:tr>
+        <w:tc>
+          <w:tcPr>
+            <w:tcW w:type="pct" w:w="50%"/>
+          </w:tcPr>
+          <w:p>
+            <w:r>
+              <w:t xml:space="preserve">____  fewer than</w:t>
+            </w:r>
+          </w:p>
+        </w:tc>
+        <w:tc>
+          <w:tcPr>
+            <w:tcW w:type="pct" w:w="50%"/>
+          </w:tcPr>
+          <w:p>
+            <w:r>
+              <w:t xml:space="preserve">B. ≤</w:t>
+            </w:r>
+          </w:p>
+        </w:tc>
+      </w:tr>
+      <w:tr>
+        <w:tc>
+          <w:tcPr>
+            <w:tcW w:type="pct" w:w="50%"/>
+          </w:tcPr>
+          <w:p>
+            <w:r>
+              <w:t xml:space="preserve">____  no more than</w:t>
+            </w:r>
+          </w:p>
+        </w:tc>
+        <w:tc>
+          <w:tcPr>
+            <w:tcW w:type="pct" w:w="50%"/>
+          </w:tcPr>
+          <w:p>
+            <w:r>
+              <w:t xml:space="preserve">A. ≥</w:t>
+            </w:r>
+          </w:p>
+        </w:tc>
+      </w:tr>
+    </w:tbl>
     <w:p>
       <w:pPr>
         <w:spacing w:after="60" w:before="120"/>
@@ -1236,10 +1489,22 @@
     </w:p>
     <w:p>
       <w:pPr>
+        <w:spacing w:after="20" w:before="0"/>
+      </w:pPr>
+      <w:r>
+        <w:t xml:space="preserve">     'Less than' means &lt;, so the inequality is t &lt; 40.</w:t>
+      </w:r>
+    </w:p>
+    <w:p>
+      <w:pPr>
         <w:spacing w:after="80" w:before="0"/>
       </w:pPr>
       <w:r>
-        <w:t xml:space="preserve">     'Less than' means &lt;, so the inequality is t &lt; 40.</w:t>
+        <w:rPr>
+          <w:i/>
+          <w:iCs/>
+        </w:rPr>
+        <w:t xml:space="preserve">     Watch for: A common mistake in Write Inequalities is skipping the key idea: "'At least' means ≥ and 'at most' means ≤; 'more than' means &gt; and 'fewer/less than' means &lt;." — always check your work against this rule before you submit.</w:t>
       </w:r>
     </w:p>
     <w:p>
@@ -1256,10 +1521,22 @@
     </w:p>
     <w:p>
       <w:pPr>
+        <w:spacing w:after="20" w:before="0"/>
+      </w:pPr>
+      <w:r>
+        <w:t xml:space="preserve">     'At least' means greater than or equal to, so h ≥ 48.</w:t>
+      </w:r>
+    </w:p>
+    <w:p>
+      <w:pPr>
         <w:spacing w:after="80" w:before="0"/>
       </w:pPr>
       <w:r>
-        <w:t xml:space="preserve">     'At least' means greater than or equal to, so h ≥ 48.</w:t>
+        <w:rPr>
+          <w:i/>
+          <w:iCs/>
+        </w:rPr>
+        <w:t xml:space="preserve">     Watch for: A common mistake in Write Inequalities is skipping the key idea: "'At least' means ≥ and 'at most' means ≤; 'more than' means &gt; and 'fewer/less than' means &lt;." — always check your work against this rule before you submit.</w:t>
       </w:r>
     </w:p>
     <w:p>
@@ -1324,22 +1601,154 @@
     </w:p>
     <w:p>
       <w:pPr>
+        <w:spacing w:after="20" w:before="0"/>
+      </w:pPr>
+      <w:r>
+        <w:t xml:space="preserve">     'More than 2 hours' means strictly greater than: t &gt; 2. Exactly 2 hours is not charged.</w:t>
+      </w:r>
+    </w:p>
+    <w:p>
+      <w:pPr>
         <w:spacing w:after="80" w:before="0"/>
       </w:pPr>
       <w:r>
-        <w:t xml:space="preserve">     'More than 2 hours' means strictly greater than: t &gt; 2. Exactly 2 hours is not charged.</w:t>
-      </w:r>
-    </w:p>
-    <w:p>
-      <w:pPr>
-        <w:spacing w:after="40" w:before="0"/>
-      </w:pPr>
-      <w:r>
-        <w:rPr>
-          <w:b/>
-          <w:bCs/>
-        </w:rPr>
-        <w:t xml:space="preserve">6. A. x ≥ 10</w:t>
+        <w:rPr>
+          <w:i/>
+          <w:iCs/>
+        </w:rPr>
+        <w:t xml:space="preserve">     Watch for: A common mistake in Write Inequalities is skipping the key idea: "'At least' means ≥ and 'at most' means ≤; 'more than' means &gt; and 'fewer/less than' means &lt;." — always check your work against this rule before you submit.</w:t>
+      </w:r>
+    </w:p>
+    <w:p>
+      <w:pPr>
+        <w:spacing w:after="40" w:before="0"/>
+      </w:pPr>
+      <w:r>
+        <w:rPr>
+          <w:b/>
+          <w:bCs/>
+        </w:rPr>
+        <w:t xml:space="preserve">6. onLevel — Spot the Common Mistake</w:t>
+      </w:r>
+    </w:p>
+    <w:p>
+      <w:pPr>
+        <w:spacing w:after="20" w:before="0"/>
+      </w:pPr>
+      <w:r>
+        <w:t xml:space="preserve">     The mistake is in Step 2.</w:t>
+      </w:r>
+    </w:p>
+    <w:p>
+      <w:pPr>
+        <w:spacing w:after="20" w:before="0"/>
+      </w:pPr>
+      <w:r>
+        <w:t xml:space="preserve">     Correct work: Follow the key idea: 'At least' means ≥ and 'at most' means ≤; 'more than' means &gt; and 'fewer/less than' means &lt;.</w:t>
+      </w:r>
+    </w:p>
+    <w:p>
+      <w:pPr>
+        <w:spacing w:after="40" w:before="0"/>
+      </w:pPr>
+      <w:r>
+        <w:rPr>
+          <w:b/>
+          <w:bCs/>
+        </w:rPr>
+        <w:t xml:space="preserve">7. Correct groups:</w:t>
+      </w:r>
+    </w:p>
+    <w:p>
+      <w:pPr>
+        <w:spacing w:after="20" w:before="0"/>
+      </w:pPr>
+      <w:r>
+        <w:t xml:space="preserve">     The getaway driver was going more than 70 mph → &gt; (greater than)</w:t>
+      </w:r>
+    </w:p>
+    <w:p>
+      <w:pPr>
+        <w:spacing w:after="20" w:before="0"/>
+      </w:pPr>
+      <w:r>
+        <w:t xml:space="preserve">     More than 6 fingerprints were on the safe → &gt; (greater than)</w:t>
+      </w:r>
+    </w:p>
+    <w:p>
+      <w:pPr>
+        <w:spacing w:after="20" w:before="0"/>
+      </w:pPr>
+      <w:r>
+        <w:t xml:space="preserve">     The ransom note was written under 3 minutes ago → &lt; (less than)</w:t>
+      </w:r>
+    </w:p>
+    <w:p>
+      <w:pPr>
+        <w:spacing w:after="20" w:before="0"/>
+      </w:pPr>
+      <w:r>
+        <w:t xml:space="preserve">     Fewer than 9 cars left the parking lot → &lt; (less than)</w:t>
+      </w:r>
+    </w:p>
+    <w:p>
+      <w:pPr>
+        <w:spacing w:after="20" w:before="0"/>
+      </w:pPr>
+      <w:r>
+        <w:t xml:space="preserve">     At least 30 dollars in coins was stolen → ≥ (greater than or equal to)</w:t>
+      </w:r>
+    </w:p>
+    <w:p>
+      <w:pPr>
+        <w:spacing w:after="20" w:before="0"/>
+      </w:pPr>
+      <w:r>
+        <w:t xml:space="preserve">     No fewer than 4 witnesses saw the suspect → ≥ (greater than or equal to)</w:t>
+      </w:r>
+    </w:p>
+    <w:p>
+      <w:pPr>
+        <w:spacing w:after="20" w:before="0"/>
+      </w:pPr>
+      <w:r>
+        <w:t xml:space="preserve">     At most 14 footprints were found in the mud → ≤ (less than or equal to)</w:t>
+      </w:r>
+    </w:p>
+    <w:p>
+      <w:pPr>
+        <w:spacing w:after="20" w:before="0"/>
+      </w:pPr>
+      <w:r>
+        <w:t xml:space="preserve">     No more than 7 keys can open the vault → ≤ (less than or equal to)</w:t>
+      </w:r>
+    </w:p>
+    <w:p>
+      <w:pPr>
+        <w:spacing w:after="40" w:before="0"/>
+      </w:pPr>
+      <w:r>
+        <w:t xml:space="preserve"/>
+      </w:r>
+    </w:p>
+    <w:p>
+      <w:pPr>
+        <w:spacing w:after="40" w:before="0"/>
+      </w:pPr>
+      <w:r>
+        <w:rPr>
+          <w:b/>
+          <w:bCs/>
+        </w:rPr>
+        <w:t xml:space="preserve">8. A. g ≥ 12</w:t>
+      </w:r>
+    </w:p>
+    <w:p>
+      <w:pPr>
+        <w:spacing w:after="20" w:before="0"/>
+      </w:pPr>
+      <w:r>
+        <w:t xml:space="preserve">     'At least 12' includes 12 and any number above it, so g ≥ 12.</w:t>
       </w:r>
     </w:p>
     <w:p>
@@ -1347,19 +1756,31 @@
         <w:spacing w:after="80" w:before="0"/>
       </w:pPr>
       <w:r>
-        <w:t xml:space="preserve">     'At least 10' means 10 or more: x ≥ 10.</w:t>
-      </w:r>
-    </w:p>
-    <w:p>
-      <w:pPr>
-        <w:spacing w:after="40" w:before="0"/>
-      </w:pPr>
-      <w:r>
-        <w:rPr>
-          <w:b/>
-          <w:bCs/>
-        </w:rPr>
-        <w:t xml:space="preserve">7. A. h &gt; 5</w:t>
+        <w:rPr>
+          <w:i/>
+          <w:iCs/>
+        </w:rPr>
+        <w:t xml:space="preserve">     Watch for: A common mistake in Write Inequalities is skipping the key idea: "'At least' means ≥ and 'at most' means ≤; 'more than' means &gt; and 'fewer/less than' means &lt;." — always check your work against this rule before you submit.</w:t>
+      </w:r>
+    </w:p>
+    <w:p>
+      <w:pPr>
+        <w:spacing w:after="40" w:before="0"/>
+      </w:pPr>
+      <w:r>
+        <w:rPr>
+          <w:b/>
+          <w:bCs/>
+        </w:rPr>
+        <w:t xml:space="preserve">9. A. n &lt; 5</w:t>
+      </w:r>
+    </w:p>
+    <w:p>
+      <w:pPr>
+        <w:spacing w:after="20" w:before="0"/>
+      </w:pPr>
+      <w:r>
+        <w:t xml:space="preserve">     'Fewer than 5' does not include 5, so n &lt; 5.</w:t>
       </w:r>
     </w:p>
     <w:p>
@@ -1367,47 +1788,71 @@
         <w:spacing w:after="80" w:before="0"/>
       </w:pPr>
       <w:r>
-        <w:t xml:space="preserve">     'More than 5' is h &gt; 5.</w:t>
-      </w:r>
-    </w:p>
-    <w:p>
-      <w:pPr>
-        <w:spacing w:after="40" w:before="0"/>
-      </w:pPr>
-      <w:r>
-        <w:rPr>
-          <w:b/>
-          <w:bCs/>
-        </w:rPr>
-        <w:t xml:space="preserve">8. A. p ≤ 40</w:t>
-      </w:r>
-    </w:p>
-    <w:p>
-      <w:pPr>
-        <w:spacing w:after="80" w:before="0"/>
-      </w:pPr>
-      <w:r>
-        <w:t xml:space="preserve">     'At most 40' means 40 or fewer: p ≤ 40.</w:t>
-      </w:r>
-    </w:p>
-    <w:p>
-      <w:pPr>
-        <w:spacing w:after="40" w:before="0"/>
-      </w:pPr>
-      <w:r>
-        <w:rPr>
-          <w:b/>
-          <w:bCs/>
-        </w:rPr>
-        <w:t xml:space="preserve">9. A. n &lt; 8</w:t>
-      </w:r>
-    </w:p>
-    <w:p>
-      <w:pPr>
-        <w:spacing w:after="80" w:before="0"/>
-      </w:pPr>
-      <w:r>
-        <w:t xml:space="preserve">     'Less than 8' is n &lt; 8.</w:t>
+        <w:rPr>
+          <w:i/>
+          <w:iCs/>
+        </w:rPr>
+        <w:t xml:space="preserve">     Watch for: A common mistake in Write Inequalities is skipping the key idea: "'At least' means ≥ and 'at most' means ≤; 'more than' means &gt; and 'fewer/less than' means &lt;." — always check your work against this rule before you submit.</w:t>
+      </w:r>
+    </w:p>
+    <w:p>
+      <w:pPr>
+        <w:spacing w:after="40" w:before="0"/>
+      </w:pPr>
+      <w:r>
+        <w:rPr>
+          <w:b/>
+          <w:bCs/>
+        </w:rPr>
+        <w:t xml:space="preserve">10. Matches:</w:t>
+      </w:r>
+    </w:p>
+    <w:p>
+      <w:pPr>
+        <w:spacing w:after="20" w:before="0"/>
+      </w:pPr>
+      <w:r>
+        <w:t xml:space="preserve">     at least → ≥</w:t>
+      </w:r>
+    </w:p>
+    <w:p>
+      <w:pPr>
+        <w:spacing w:after="20" w:before="0"/>
+      </w:pPr>
+      <w:r>
+        <w:t xml:space="preserve">     at most → ≤</w:t>
+      </w:r>
+    </w:p>
+    <w:p>
+      <w:pPr>
+        <w:spacing w:after="20" w:before="0"/>
+      </w:pPr>
+      <w:r>
+        <w:t xml:space="preserve">     more than → &gt;</w:t>
+      </w:r>
+    </w:p>
+    <w:p>
+      <w:pPr>
+        <w:spacing w:after="20" w:before="0"/>
+      </w:pPr>
+      <w:r>
+        <w:t xml:space="preserve">     fewer than → &lt;</w:t>
+      </w:r>
+    </w:p>
+    <w:p>
+      <w:pPr>
+        <w:spacing w:after="20" w:before="0"/>
+      </w:pPr>
+      <w:r>
+        <w:t xml:space="preserve">     no more than → ≤</w:t>
+      </w:r>
+    </w:p>
+    <w:p>
+      <w:pPr>
+        <w:spacing w:after="40" w:before="0"/>
+      </w:pPr>
+      <w:r>
+        <w:t xml:space="preserve"/>
       </w:r>
     </w:p>
     <w:sectPr>

--- a/lessons/7-4/homework.docx
+++ b/lessons/7-4/homework.docx
@@ -444,7 +444,7 @@
                     </pic:cNvPicPr>
                   </pic:nvPicPr>
                   <pic:blipFill>
-                    <a:blip r:embed="rId9" cstate="none"/>
+                    <a:blip r:embed="rId7" cstate="none"/>
                     <a:srcRect/>
                     <a:stretch>
                       <a:fillRect/>
@@ -993,31 +993,31 @@
           <w:b/>
           <w:bCs/>
         </w:rPr>
-        <w:t xml:space="preserve">6. onLevel — Spot the Common Mistake</w:t>
-      </w:r>
-    </w:p>
-    <w:p>
-      <w:pPr>
-        <w:spacing w:after="40" w:before="0"/>
-      </w:pPr>
-      <w:r>
-        <w:t xml:space="preserve">   Step 1 (Read): A student is working on Write Inequalities.</w:t>
-      </w:r>
-    </w:p>
-    <w:p>
-      <w:pPr>
-        <w:spacing w:after="40" w:before="0"/>
-      </w:pPr>
-      <w:r>
-        <w:t xml:space="preserve">   Step 2 (Attempt): They ignored the rule: 'At least' means ≥ and 'at most' means ≤; 'more than' means &gt; and 'fewer/less than' means &lt;.</w:t>
-      </w:r>
-    </w:p>
-    <w:p>
-      <w:pPr>
-        <w:spacing w:after="40" w:before="0"/>
-      </w:pPr>
-      <w:r>
-        <w:t xml:space="preserve">   Step 3 (Check): The answer does not match the math rule from class.</w:t>
+        <w:t xml:space="preserve">6. Crack the Inequality Error</w:t>
+      </w:r>
+    </w:p>
+    <w:p>
+      <w:pPr>
+        <w:spacing w:after="40" w:before="0"/>
+      </w:pPr>
+      <w:r>
+        <w:t xml:space="preserve">   Step 1 (Clue): The report says no fewer than 9 witnesses saw the suspect.</w:t>
+      </w:r>
+    </w:p>
+    <w:p>
+      <w:pPr>
+        <w:spacing w:after="40" w:before="0"/>
+      </w:pPr>
+      <w:r>
+        <w:t xml:space="preserve">   Step 2 (Choose a variable): Let w stand for the number of witnesses.</w:t>
+      </w:r>
+    </w:p>
+    <w:p>
+      <w:pPr>
+        <w:spacing w:after="40" w:before="0"/>
+      </w:pPr>
+      <w:r>
+        <w:t xml:space="preserve">   Step 3 (Write the inequality): w &lt; 9</w:t>
       </w:r>
     </w:p>
     <w:p>
@@ -1504,7 +1504,7 @@
           <w:i/>
           <w:iCs/>
         </w:rPr>
-        <w:t xml:space="preserve">     Watch for: A common mistake in Write Inequalities is skipping the key idea: "'At least' means ≥ and 'at most' means ≤; 'more than' means &gt; and 'fewer/less than' means &lt;." — always check your work against this rule before you submit.</w:t>
+        <w:t xml:space="preserve">     Watch for: A common mistake in Write Inequalities is using a strict symbol (&gt; or &lt;) for a phrase that actually includes the boundary value. For 'the suspect is at least 18 years old,' students often write a &gt; 18 instead of the correct a ≥ 18 — this wrongly excludes 18 itself, even though 'at least 18' means 18 counts as a match. The same error happens in reverse with 'at most': for 'the getaway bag holds at most 12 items,' students write n &lt; 12 instead of n ≤ 12. Always ask: does the key phrase include the number ('at least,' 'at most,' 'no more than,' 'no fewer than' → use ≥ or ≤) or exclude it ('more than,' 'fewer than' → use &gt; or &lt;)?</w:t>
       </w:r>
     </w:p>
     <w:p>
@@ -1536,7 +1536,7 @@
           <w:i/>
           <w:iCs/>
         </w:rPr>
-        <w:t xml:space="preserve">     Watch for: A common mistake in Write Inequalities is skipping the key idea: "'At least' means ≥ and 'at most' means ≤; 'more than' means &gt; and 'fewer/less than' means &lt;." — always check your work against this rule before you submit.</w:t>
+        <w:t xml:space="preserve">     Watch for: A common mistake in Write Inequalities is using a strict symbol (&gt; or &lt;) for a phrase that actually includes the boundary value. For 'the suspect is at least 18 years old,' students often write a &gt; 18 instead of the correct a ≥ 18 — this wrongly excludes 18 itself, even though 'at least 18' means 18 counts as a match. The same error happens in reverse with 'at most': for 'the getaway bag holds at most 12 items,' students write n &lt; 12 instead of n ≤ 12. Always ask: does the key phrase include the number ('at least,' 'at most,' 'no more than,' 'no fewer than' → use ≥ or ≤) or exclude it ('more than,' 'fewer than' → use &gt; or &lt;)?</w:t>
       </w:r>
     </w:p>
     <w:p>
@@ -1616,19 +1616,19 @@
           <w:i/>
           <w:iCs/>
         </w:rPr>
-        <w:t xml:space="preserve">     Watch for: A common mistake in Write Inequalities is skipping the key idea: "'At least' means ≥ and 'at most' means ≤; 'more than' means &gt; and 'fewer/less than' means &lt;." — always check your work against this rule before you submit.</w:t>
-      </w:r>
-    </w:p>
-    <w:p>
-      <w:pPr>
-        <w:spacing w:after="40" w:before="0"/>
-      </w:pPr>
-      <w:r>
-        <w:rPr>
-          <w:b/>
-          <w:bCs/>
-        </w:rPr>
-        <w:t xml:space="preserve">6. onLevel — Spot the Common Mistake</w:t>
+        <w:t xml:space="preserve">     Watch for: A common mistake in Write Inequalities is using a strict symbol (&gt; or &lt;) for a phrase that actually includes the boundary value. For 'the suspect is at least 18 years old,' students often write a &gt; 18 instead of the correct a ≥ 18 — this wrongly excludes 18 itself, even though 'at least 18' means 18 counts as a match. The same error happens in reverse with 'at most': for 'the getaway bag holds at most 12 items,' students write n &lt; 12 instead of n ≤ 12. Always ask: does the key phrase include the number ('at least,' 'at most,' 'no more than,' 'no fewer than' → use ≥ or ≤) or exclude it ('more than,' 'fewer than' → use &gt; or &lt;)?</w:t>
+      </w:r>
+    </w:p>
+    <w:p>
+      <w:pPr>
+        <w:spacing w:after="40" w:before="0"/>
+      </w:pPr>
+      <w:r>
+        <w:rPr>
+          <w:b/>
+          <w:bCs/>
+        </w:rPr>
+        <w:t xml:space="preserve">6. Crack the Inequality Error</w:t>
       </w:r>
     </w:p>
     <w:p>
@@ -1636,7 +1636,7 @@
         <w:spacing w:after="20" w:before="0"/>
       </w:pPr>
       <w:r>
-        <w:t xml:space="preserve">     The mistake is in Step 2.</w:t>
+        <w:t xml:space="preserve">     The mistake is in Step 3.</w:t>
       </w:r>
     </w:p>
     <w:p>
@@ -1644,7 +1644,7 @@
         <w:spacing w:after="20" w:before="0"/>
       </w:pPr>
       <w:r>
-        <w:t xml:space="preserve">     Correct work: Follow the key idea: 'At least' means ≥ and 'at most' means ≤; 'more than' means &gt; and 'fewer/less than' means &lt;.</w:t>
+        <w:t xml:space="preserve">     Correct work: 'No fewer than 9' means the count cannot drop below 9 — 9 or more witnesses is required. That is w ≥ 9, not w &lt; 9, which would only allow numbers below 9, the opposite of what the clue says.</w:t>
       </w:r>
     </w:p>
     <w:p>
@@ -1760,7 +1760,7 @@
           <w:i/>
           <w:iCs/>
         </w:rPr>
-        <w:t xml:space="preserve">     Watch for: A common mistake in Write Inequalities is skipping the key idea: "'At least' means ≥ and 'at most' means ≤; 'more than' means &gt; and 'fewer/less than' means &lt;." — always check your work against this rule before you submit.</w:t>
+        <w:t xml:space="preserve">     Watch for: A common mistake in Write Inequalities is using a strict symbol (&gt; or &lt;) for a phrase that actually includes the boundary value. For 'the suspect is at least 18 years old,' students often write a &gt; 18 instead of the correct a ≥ 18 — this wrongly excludes 18 itself, even though 'at least 18' means 18 counts as a match. The same error happens in reverse with 'at most': for 'the getaway bag holds at most 12 items,' students write n &lt; 12 instead of n ≤ 12. Always ask: does the key phrase include the number ('at least,' 'at most,' 'no more than,' 'no fewer than' → use ≥ or ≤) or exclude it ('more than,' 'fewer than' → use &gt; or &lt;)?</w:t>
       </w:r>
     </w:p>
     <w:p>
@@ -1792,7 +1792,7 @@
           <w:i/>
           <w:iCs/>
         </w:rPr>
-        <w:t xml:space="preserve">     Watch for: A common mistake in Write Inequalities is skipping the key idea: "'At least' means ≥ and 'at most' means ≤; 'more than' means &gt; and 'fewer/less than' means &lt;." — always check your work against this rule before you submit.</w:t>
+        <w:t xml:space="preserve">     Watch for: A common mistake in Write Inequalities is using a strict symbol (&gt; or &lt;) for a phrase that actually includes the boundary value. For 'the suspect is at least 18 years old,' students often write a &gt; 18 instead of the correct a ≥ 18 — this wrongly excludes 18 itself, even though 'at least 18' means 18 counts as a match. The same error happens in reverse with 'at most': for 'the getaway bag holds at most 12 items,' students write n &lt; 12 instead of n ≤ 12. Always ask: does the key phrase include the number ('at least,' 'at most,' 'no more than,' 'no fewer than' → use ≥ or ≤) or exclude it ('more than,' 'fewer than' → use &gt; or &lt;)?</w:t>
       </w:r>
     </w:p>
     <w:p>

--- a/lessons/7-4/homework.docx
+++ b/lessons/7-4/homework.docx
@@ -12,7 +12,7 @@
           <w:b/>
           <w:bCs/>
         </w:rPr>
-        <w:t xml:space="preserve">Compare and Order Integers — Homework</w:t>
+        <w:t xml:space="preserve">Compare and Order Integers and Rational Numbers — Homework</w:t>
       </w:r>
     </w:p>
     <w:p>
@@ -24,7 +24,7 @@
           <w:i/>
           <w:iCs/>
         </w:rPr>
-        <w:t xml:space="preserve">Lesson 9-3  •  Standard 6.NOS.8</w:t>
+        <w:t xml:space="preserve">Lesson 7-4  •  Standard 6.NOS.8</w:t>
       </w:r>
     </w:p>
     <w:p>
@@ -161,10 +161,10 @@
           <w:b/>
           <w:bCs/>
         </w:rPr>
-        <w:t xml:space="preserve">Number line (Recta numérica)</w:t>
-      </w:r>
-      <w:r>
-        <w:t xml:space="preserve"> — A straight line where numbers are placed in order; numbers get smaller to the left and larger to the right.</w:t>
+        <w:t xml:space="preserve">Compare and Order Integers (Comparar y ordenar enteros)</w:t>
+      </w:r>
+      <w:r>
+        <w:t xml:space="preserve"> — Use a number line to decide which integers are greater or less and place them in order.</w:t>
       </w:r>
     </w:p>
     <w:p>
@@ -224,10 +224,10 @@
           <w:b/>
           <w:bCs/>
         </w:rPr>
-        <w:t xml:space="preserve">Compare (Comparar)</w:t>
-      </w:r>
-      <w:r>
-        <w:t xml:space="preserve"> — To see if a number is bigger, smaller, or equal to another.</w:t>
+        <w:t xml:space="preserve">Number line (Recta numérica)</w:t>
+      </w:r>
+      <w:r>
+        <w:t xml:space="preserve"> — A straight line where numbers are placed in order; numbers get smaller to the left and larger to the right.</w:t>
       </w:r>
     </w:p>
     <w:p>
@@ -255,7 +255,7 @@
                     </pic:cNvPicPr>
                   </pic:nvPicPr>
                   <pic:blipFill>
-                    <a:blip r:embed="rId7" cstate="none"/>
+                    <a:blip r:embed="rId9" cstate="none"/>
                     <a:srcRect/>
                     <a:stretch>
                       <a:fillRect/>
@@ -287,10 +287,10 @@
           <w:b/>
           <w:bCs/>
         </w:rPr>
-        <w:t xml:space="preserve">Order (Ordenar)</w:t>
-      </w:r>
-      <w:r>
-        <w:t xml:space="preserve"> — To put numbers in order, smallest to biggest or biggest to smallest.</w:t>
+        <w:t xml:space="preserve">Compare (Comparar)</w:t>
+      </w:r>
+      <w:r>
+        <w:t xml:space="preserve"> — To see if a number is bigger, smaller, or equal to another.</w:t>
       </w:r>
     </w:p>
     <w:p>
@@ -350,10 +350,10 @@
           <w:b/>
           <w:bCs/>
         </w:rPr>
-        <w:t xml:space="preserve">Greater than (Mayor que)</w:t>
-      </w:r>
-      <w:r>
-        <w:t xml:space="preserve"> — Farther right on a number line. The &gt; sign.</w:t>
+        <w:t xml:space="preserve">Order (Ordenar)</w:t>
+      </w:r>
+      <w:r>
+        <w:t xml:space="preserve"> — To arrange numbers by size, from least to greatest or greatest to least.</w:t>
       </w:r>
     </w:p>
     <w:p>
@@ -381,7 +381,7 @@
                     </pic:cNvPicPr>
                   </pic:nvPicPr>
                   <pic:blipFill>
-                    <a:blip r:embed="rId8" cstate="none"/>
+                    <a:blip r:embed="rId10" cstate="none"/>
                     <a:srcRect/>
                     <a:stretch>
                       <a:fillRect/>
@@ -413,10 +413,10 @@
           <w:b/>
           <w:bCs/>
         </w:rPr>
-        <w:t xml:space="preserve">Less than (Menor que)</w:t>
-      </w:r>
-      <w:r>
-        <w:t xml:space="preserve"> — Farther left on a number line. The &lt; sign.</w:t>
+        <w:t xml:space="preserve">Greater than (Mayor que)</w:t>
+      </w:r>
+      <w:r>
+        <w:t xml:space="preserve"> — The &gt; sign, showing one number is bigger.</w:t>
       </w:r>
     </w:p>
     <w:p>
@@ -444,7 +444,7 @@
                     </pic:cNvPicPr>
                   </pic:nvPicPr>
                   <pic:blipFill>
-                    <a:blip r:embed="rId9" cstate="none"/>
+                    <a:blip r:embed="rId11" cstate="none"/>
                     <a:srcRect/>
                     <a:stretch>
                       <a:fillRect/>
@@ -476,10 +476,10 @@
           <w:b/>
           <w:bCs/>
         </w:rPr>
-        <w:t xml:space="preserve">Negative integer (Entero negativo)</w:t>
-      </w:r>
-      <w:r>
-        <w:t xml:space="preserve"> — A whole number smaller than zero, like -5.</w:t>
+        <w:t xml:space="preserve">Less than (Menor que)</w:t>
+      </w:r>
+      <w:r>
+        <w:t xml:space="preserve"> — The &lt; sign, showing one number is smaller.</w:t>
       </w:r>
     </w:p>
     <w:p>
@@ -507,7 +507,70 @@
                     </pic:cNvPicPr>
                   </pic:nvPicPr>
                   <pic:blipFill>
-                    <a:blip r:embed="rId10" cstate="none"/>
+                    <a:blip r:embed="rId12" cstate="none"/>
+                    <a:srcRect/>
+                    <a:stretch>
+                      <a:fillRect/>
+                    </a:stretch>
+                  </pic:blipFill>
+                  <pic:spPr bwMode="auto">
+                    <a:xfrm>
+                      <a:off x="0" y="0"/>
+                      <a:ext cx="1047750" cy="790575"/>
+                    </a:xfrm>
+                    <a:prstGeom prst="rect">
+                      <a:avLst/>
+                    </a:prstGeom>
+                  </pic:spPr>
+                </pic:pic>
+              </a:graphicData>
+            </a:graphic>
+          </wp:inline>
+        </w:drawing>
+      </w:r>
+    </w:p>
+    <w:p>
+      <w:pPr>
+        <w:keepNext/>
+        <w:spacing w:after="120"/>
+      </w:pPr>
+      <w:r>
+        <w:rPr>
+          <w:b/>
+          <w:bCs/>
+        </w:rPr>
+        <w:t xml:space="preserve">Negative integer (Entero negativo)</w:t>
+      </w:r>
+      <w:r>
+        <w:t xml:space="preserve"> — A whole number smaller than zero, like -5.</w:t>
+      </w:r>
+    </w:p>
+    <w:p>
+      <w:pPr>
+        <w:keepNext/>
+        <w:spacing w:after="20" w:before="80"/>
+        <w:jc w:val="center"/>
+      </w:pPr>
+      <w:r>
+        <w:drawing>
+          <wp:inline distT="0" distB="0" distL="0" distR="0">
+            <wp:extent cx="1047750" cy="790575"/>
+            <wp:effectExtent t="0" r="0" b="0" l="0"/>
+            <wp:docPr id="1" name="" descr="" title=""/>
+            <wp:cNvGraphicFramePr>
+              <a:graphicFrameLocks xmlns:a="http://schemas.openxmlformats.org/drawingml/2006/main" noChangeAspect="1"/>
+            </wp:cNvGraphicFramePr>
+            <a:graphic xmlns:a="http://schemas.openxmlformats.org/drawingml/2006/main">
+              <a:graphicData uri="http://schemas.openxmlformats.org/drawingml/2006/picture">
+                <pic:pic xmlns:pic="http://schemas.openxmlformats.org/drawingml/2006/picture">
+                  <pic:nvPicPr>
+                    <pic:cNvPr id="0" name="" descr=""/>
+                    <pic:cNvPicPr>
+                      <a:picLocks noChangeAspect="1" noChangeArrowheads="1"/>
+                    </pic:cNvPicPr>
+                  </pic:nvPicPr>
+                  <pic:blipFill>
+                    <a:blip r:embed="rId13" cstate="none"/>
                     <a:srcRect/>
                     <a:stretch>
                       <a:fillRect/>
@@ -1123,7 +1186,7 @@
           <w:b/>
           <w:bCs/>
         </w:rPr>
-        <w:t xml:space="preserve">6. onLevel — Spot the Common Mistake</w:t>
+        <w:t xml:space="preserve">6. Spot the Common Mistake</w:t>
       </w:r>
     </w:p>
     <w:p>
@@ -1204,7 +1267,7 @@
           <w:b/>
           <w:bCs/>
         </w:rPr>
-        <w:t xml:space="preserve">7. The crew marks four spots on the map: a tide pool at -3 m, a flag at 2 m, a cave at -7 m, and the boat deck at 0 m. Order them from least to greatest (deepest to highest).</w:t>
+        <w:t xml:space="preserve">7. Four spots: -3 m, 2 m, -7 m, 0 m. Order them from least to greatest.</w:t>
       </w:r>
     </w:p>
     <w:p>
@@ -1694,7 +1757,7 @@
           <w:b/>
           <w:bCs/>
         </w:rPr>
-        <w:t xml:space="preserve">6. onLevel — Spot the Common Mistake</w:t>
+        <w:t xml:space="preserve">6. Spot the Common Mistake</w:t>
       </w:r>
     </w:p>
     <w:p>
@@ -1711,6 +1774,14 @@
       </w:pPr>
       <w:r>
         <w:t xml:space="preserve">     Correct work: Least to greatest: -15, -8. The more negative a number is, the less its value — so -15 &lt; -8.</w:t>
+      </w:r>
+    </w:p>
+    <w:p>
+      <w:pPr>
+        <w:spacing w:after="80" w:before="0"/>
+      </w:pPr>
+      <w:r>
+        <w:t xml:space="preserve">     Watch for: The reasoning treats -8 and -15 like 8 and 15, so it puts -8 first. On the number line -15 sits farther left than -8, which makes it the smaller value, so least to greatest is -15, -8.</w:t>
       </w:r>
     </w:p>
     <w:p>
